--- a/SUBMISSION_PACKAGE/09_Paper_P9_India_MIR/03_cover_letter.docx
+++ b/SUBMISSION_PACKAGE/09_Paper_P9_India_MIR/03_cover_letter.docx
@@ -7,7 +7,7 @@
         <w:pStyle w:val="FirstParagraph"/>
       </w:pPr>
       <w:r>
-        <w:t xml:space="preserve">[Submission date — fill in after empirical analysis complete]</w:t>
+        <w:t xml:space="preserve">[Submission date: fill in after empirical analysis complete]</w:t>
       </w:r>
     </w:p>
     <w:p>
@@ -140,10 +140,7 @@
         <w:t xml:space="preserve">core international business question</w:t>
       </w:r>
       <w:r>
-        <w:t xml:space="preserve"> </w:t>
-      </w:r>
-      <w:r>
-        <w:t xml:space="preserve">— the durability of the internationalisation–performance relationship under institutional change — using a large, multi-wave emerging-market dataset, consistent with MIR’s editorial focus on rigorous comparative empirical research. Second, the</w:t>
+        <w:t xml:space="preserve">, the durability of the internationalisation–performance relationship under institutional change, using a large, multi-wave emerging-market dataset, consistent with MIR’s editorial focus on rigorous comparative empirical research. Second, the</w:t>
       </w:r>
       <w:r>
         <w:t xml:space="preserve"> </w:t>
@@ -172,10 +169,7 @@
         <w:t xml:space="preserve">UPI quasi-natural experiment</w:t>
       </w:r>
       <w:r>
-        <w:t xml:space="preserve"> </w:t>
-      </w:r>
-      <w:r>
-        <w:t xml:space="preserve">— distinguishing private digital adoption (Tier-1 website) from public digital infrastructure utilisation (Tier-2 e-payment via UPI rails) — speaks to a current MIR conversation on how state-provisioned infrastructure substitutes for private capability accumulation in emerging markets.</w:t>
+        <w:t xml:space="preserve">, distinguishing private digital adoption (Tier-1 website) from public digital infrastructure utilisation (Tier-2 e-payment via UPI rails), speaks to a current MIR conversation on how state-provisioned infrastructure substitutes for private capability accumulation in emerging markets.</w:t>
       </w:r>
     </w:p>
     <w:p>
@@ -284,7 +278,7 @@
           <w:bCs/>
           <w:b/>
         </w:rPr>
-        <w:t xml:space="preserve">Prior Related Work — Transparent Disclosure</w:t>
+        <w:t xml:space="preserve">Prior Related Work: Transparent Disclosure</w:t>
       </w:r>
     </w:p>
     <w:p>
